--- a/xp-hc-vlncn-sct-vn/skills/xp-hc-vlncn-sct-vn/vi-du-thuc-te/bo-ho-so-kiem-tra-HCM-TayBac/2026.08.20. Quyết định xử phạt vi phạm hành chính (dự phòng, dùng khi còn thời hiệu) - Hóa chất mỏ Tây Bắc.docx
+++ b/xp-hc-vlncn-sct-vn/skills/xp-hc-vlncn-sct-vn/vi-du-thuc-te/bo-ho-so-kiem-tra-HCM-TayBac/2026.08.20. Quyết định xử phạt vi phạm hành chính (dự phòng, dùng khi còn thời hiệu) - Hóa chất mỏ Tây Bắc.docx
@@ -248,7 +248,7 @@
                 <w:sz w:val="26"/>
                 <w:szCs w:val="26"/>
               </w:rPr>
-              <w:t xml:space="preserve">Số:         /QĐ-XPHC</w:t>
+              <w:t xml:space="preserve">Số:           /QĐ-XPHC</w:t>
             </w:r>
           </w:p>
         </w:tc>
@@ -485,7 +485,7 @@
           <w:sz w:val="28"/>
           <w:b/>
         </w:rPr>
-        <w:t xml:space="preserve">Xử phạt vi phạm hành chính trong lĩnh vực vật liệu nổ công nghiệp</w:t>
+        <w:t xml:space="preserve">Xử phạt vi phạm hành chính</w:t>
       </w:r>
       <w:r>
         <w:rPr>
@@ -651,7 +651,7 @@
           <w:sz w:val="28"/>
           <w:i/>
         </w:rPr>
-        <w:t xml:space="preserve">Căn cứ Điều 57, Điều 68 Luật Xử lý vi phạm hành chính năm 2012 (được sửa đổi, bổ sung năm 2020 và năm 2025);</w:t>
+        <w:t xml:space="preserve">Căn cứ Điều 57, Điều 68, Điều 70, Điều 78, Điều 85 Luật Xử lý vi phạm hành chính (sửa đổi, bổ sung năm 2020 và năm 2025);</w:t>
       </w:r>
       <w:r>
         <w:rPr>
@@ -817,7 +817,7 @@
           <w:sz w:val="28"/>
           <w:i/>
         </w:rPr>
-        <w:t xml:space="preserve">Căn cứ Nghị định số 118/2021/NĐ-CP ngày 23/12/2021 của Chính phủ quy định chi tiết một số điều và biện pháp thi hành Luật Xử lý vi phạm hành chính;</w:t>
+        <w:t xml:space="preserve">Căn cứ Nghị định số 71/2019/NĐ-CP ngày 30/8/2019 của Chính phủ quy định xử phạt vi phạm hành chính trong lĩnh vực hóa chất, vật liệu nổ công nghiệp; Nghị định số 17/2022/NĐ-CP ngày 31/01/2022 của Chính phủ sửa đổi, bổ sung một số điều của các nghị định quy định về xử phạt vi phạm hành chính trong lĩnh vực hóa chất, vật liệu nổ công nghiệp và các lĩnh vực có liên quan;</w:t>
       </w:r>
       <w:r>
         <w:rPr>
@@ -900,7 +900,7 @@
           <w:sz w:val="28"/>
           <w:i/>
         </w:rPr>
-        <w:t xml:space="preserve">Căn cứ điểm a khoản 2 Điều 56 Nghị định số 71/2019/NĐ-CP ngày 30/8/2019 của Chính phủ quy định về xử phạt vi phạm hành chính trong lĩnh vực hóa chất và vật liệu nổ công nghiệp, được sửa đổi, bổ sung tại Nghị định số 17/2022/NĐ-CP ngày 31/01/2022 của Chính phủ;</w:t>
+        <w:t xml:space="preserve">Căn cứ Nghị định số 181/2024/NĐ-CP ngày 31/12/2024 của Chính phủ quy định chi tiết một số điều của Luật Quản lý, sử dụng vũ khí, vật liệu nổ và công cụ hỗ trợ về vật liệu nổ công nghiệp và tiền chất thuốc nổ;</w:t>
       </w:r>
       <w:r>
         <w:rPr>
@@ -983,7 +983,7 @@
           <w:sz w:val="28"/>
           <w:i/>
         </w:rPr>
-        <w:t xml:space="preserve">Căn cứ Nghị định số 189/2025/NĐ-CP ngày 01/7/2025 của Chính phủ quy định chi tiết Luật Xử lý vi phạm hành chính về thẩm quyền xử phạt vi phạm hành chính;</w:t>
+        <w:t xml:space="preserve">Căn cứ Nghị định số 118/2021/NĐ-CP ngày 23/12/2021 của Chính phủ quy định chi tiết một số điều và biện pháp thi hành Luật Xử lý vi phạm hành chính; Nghị định số 68/2025/NĐ-CP ngày 18/3/2025 và Nghị định số 190/2025/NĐ-CP ngày 01/7/2025 của Chính phủ sửa đổi, bổ sung một số điều của Nghị định số 118/2021/NĐ-CP;</w:t>
       </w:r>
       <w:r>
         <w:rPr>
@@ -1066,7 +1066,7 @@
           <w:sz w:val="28"/>
           <w:i/>
         </w:rPr>
-        <w:t xml:space="preserve">Căn cứ Quyết định số 05/2025/QĐ-UBND ngày 01/7/2025 của UBND tỉnh Lào Cai về việc ban hành quy định chức năng, nhiệm vụ, quyền hạn và cơ cấu tổ chức của Sở Công Thương tỉnh Lào Cai;</w:t>
+        <w:t xml:space="preserve">Căn cứ Nghị định số 189/2025/NĐ-CP ngày 01/7/2025 của Chính phủ quy định chi tiết Luật Xử lý vi phạm hành chính về thẩm quyền xử phạt vi phạm hành chính;</w:t>
       </w:r>
       <w:r>
         <w:rPr>
@@ -1149,7 +1149,7 @@
           <w:sz w:val="28"/>
           <w:i/>
         </w:rPr>
-        <w:t xml:space="preserve">Căn cứ Quyết định số 4875/QĐ-SCT ngày 12/8/2026 của Giám đốc Sở Công Thương tỉnh Lào Cai;</w:t>
+        <w:t xml:space="preserve">Căn cứ Nghị định số 217/2025/NĐ-CP ngày 05/8/2025 của Chính phủ quy định về hoạt động kiểm tra chuyên ngành; Thông tư số 56/2025/TT-BCT ngày 28/11/2025 của Bộ trưởng Bộ Công Thương quy định về quy trình kiểm tra chuyên ngành Công Thương;</w:t>
       </w:r>
       <w:r>
         <w:rPr>
@@ -1232,7 +1232,7 @@
           <w:sz w:val="28"/>
           <w:i/>
         </w:rPr>
-        <w:t xml:space="preserve">Căn cứ Kết luận thanh tra số 48/KL-TT ngày 05/7/2026 của Chánh Thanh tra tỉnh và Văn bản số 7962/UBND-NC ngày 06/8/2026 của Ủy ban nhân dân tỉnh Lào Cai;</w:t>
+        <w:t xml:space="preserve">Căn cứ Quyết định số 05/2025/QĐ-UBND ngày 01/7/2025 của Ủy ban nhân dân tỉnh Lào Cai ban hành Quy định chức năng, nhiệm vụ, quyền hạn và cơ cấu tổ chức của Sở Công Thương tỉnh Lào Cai;</w:t>
       </w:r>
       <w:r>
         <w:rPr>
@@ -1315,7 +1315,7 @@
           <w:sz w:val="28"/>
           <w:i/>
         </w:rPr>
-        <w:t xml:space="preserve">Căn cứ Biên bản vi phạm hành chính số ...... /BB-VPHC ngày ...... tháng ...... năm 2026 do Đoàn kiểm tra lập;</w:t>
+        <w:t xml:space="preserve">Căn cứ Quyết định số 4875/QĐ-SCT ngày 12/8/2026 của Giám đốc Sở Công Thương tỉnh Lào Cai về việc thành lập Đoàn kiểm tra, xác minh việc lập, thực hiện các hộ chiếu nổ mìn của Công ty Công nghiệp Hóa chất mỏ Tây Bắc nêu tại Kết luận thanh tra số 48/KL-TT ngày 05/7/2026 của Chánh Thanh tra tỉnh;</w:t>
       </w:r>
       <w:r>
         <w:rPr>
@@ -1398,7 +1398,7 @@
           <w:sz w:val="28"/>
           <w:i/>
         </w:rPr>
-        <w:t xml:space="preserve">Căn cứ Báo cáo kết quả kiểm tra ngày ...... tháng ...... năm 2026 của Đoàn kiểm tra;</w:t>
+        <w:t xml:space="preserve">Căn cứ Kết luận thanh tra số 48/KL-TT ngày 05/7/2026 của Chánh Thanh tra tỉnh và Văn bản số 7962/UBND-NC ngày 06/8/2026 của Ủy ban nhân dân tỉnh Lào Cai;</w:t>
       </w:r>
       <w:r>
         <w:rPr>
@@ -1481,7 +1481,7 @@
           <w:sz w:val="28"/>
           <w:i/>
         </w:rPr>
-        <w:t xml:space="preserve">Theo đề nghị của Trưởng phòng Quản lý Công nghiệp,</w:t>
+        <w:t xml:space="preserve">Căn cứ Biên bản vi phạm hành chính số 01.HCMTB/BB-VPHC lập hồi ...... giờ ...... phút ngày ...... tháng ...... năm 2026 tại Công ty Công nghiệp Hóa chất mỏ Tây Bắc;</w:t>
       </w:r>
       <w:r>
         <w:rPr>
@@ -1540,6 +1540,89 @@
     <w:p>
       <w:pPr>
         <w:spacing w:after="40" w:line="340" w:lineRule="exact"/>
+        <w:jc w:val="both"/>
+        <w:rPr>
+          <w:rFonts w:ascii="Times New Roman" w:hAnsi="Times New Roman"/>
+          <w:i/>
+          <w:szCs w:val="28"/>
+        </w:rPr>
+        <w:ind w:firstLine="567"/>
+      </w:pPr>
+      <w:r>
+        <w:rPr>
+          <w:rFonts w:ascii="Times New Roman" w:hAnsi="Times New Roman"/>
+          <w:szCs w:val="32"/>
+          <w:lang w:val="nl-NL"/>
+          <w:i/>
+        </w:rPr>
+      </w:r>
+      <w:r>
+        <w:rPr>
+          <w:rFonts w:ascii="Times New Roman" w:hAnsi="Times New Roman"/>
+          <w:szCs w:val="28"/>
+          <w:lang w:val="nl-NL"/>
+          <w:sz w:val="28"/>
+          <w:i/>
+        </w:rPr>
+        <w:t xml:space="preserve">Căn cứ Quyết định số 1094/QĐ-SCT ngày 09/3/2026 của Giám đốc Sở Công Thương tỉnh Lào Cai về việc giao quyền xử phạt vi phạm hành chính.</w:t>
+      </w:r>
+      <w:r>
+        <w:rPr>
+          <w:rFonts w:ascii="Times New Roman" w:hAnsi="Times New Roman" w:cs="Arial"/>
+          <w:szCs w:val="32"/>
+          <w:lang w:val="nl-NL"/>
+          <w:i/>
+        </w:rPr>
+        <w:t/>
+      </w:r>
+      <w:r>
+        <w:rPr>
+          <w:rFonts w:ascii="Times New Roman" w:hAnsi="Times New Roman"/>
+          <w:szCs w:val="32"/>
+          <w:lang w:val="nl-NL"/>
+          <w:i/>
+        </w:rPr>
+        <w:t/>
+      </w:r>
+      <w:r>
+        <w:rPr>
+          <w:rFonts w:ascii="Times New Roman" w:hAnsi="Times New Roman" w:cs="Arial"/>
+          <w:szCs w:val="32"/>
+          <w:lang w:val="nl-NL"/>
+          <w:i/>
+        </w:rPr>
+        <w:t/>
+      </w:r>
+      <w:r>
+        <w:rPr>
+          <w:rFonts w:ascii="Times New Roman" w:hAnsi="Times New Roman"/>
+          <w:szCs w:val="32"/>
+          <w:lang w:val="nl-NL"/>
+          <w:i/>
+        </w:rPr>
+        <w:t xml:space="preserve"/>
+      </w:r>
+      <w:r>
+        <w:rPr>
+          <w:rFonts w:ascii="Times New Roman" w:hAnsi="Times New Roman"/>
+          <w:color w:val="000000" w:themeColor="text1"/>
+          <w:szCs w:val="28"/>
+          <w:i/>
+        </w:rPr>
+        <w:t xml:space="preserve"/>
+      </w:r>
+      <w:r>
+        <w:rPr>
+          <w:rFonts w:ascii="Times New Roman" w:hAnsi="Times New Roman"/>
+          <w:szCs w:val="28"/>
+          <w:i/>
+        </w:rPr>
+        <w:t xml:space="preserve"/>
+      </w:r>
+    </w:p>
+    <w:p>
+      <w:pPr>
+        <w:spacing w:after="40" w:line="340" w:lineRule="exact"/>
         <w:jc w:val="center"/>
         <w:rPr>
           <w:rFonts w:ascii="Times New Roman" w:hAnsi="Times New Roman"/>
@@ -1647,7 +1730,7 @@
           <w:sz w:val="28"/>
           <w:b/>
         </w:rPr>
-        <w:t xml:space="preserve">Điều 1. Xử phạt vi phạm hành chính đối với tổ chức có tên sau đây:</w:t>
+        <w:t xml:space="preserve">Điều 1.</w:t>
       </w:r>
       <w:r>
         <w:rPr>
@@ -1728,7 +1811,7 @@
           <w:lang w:val="nl-NL"/>
           <w:sz w:val="28"/>
         </w:rPr>
-        <w:t xml:space="preserve">Tên tổ chức vi phạm: Công ty Công nghiệp Hóa chất mỏ Tây Bắc.</w:t>
+        <w:t xml:space="preserve">1. Xử phạt vi phạm hành chính đối với tổ chức có tên sau đây:</w:t>
       </w:r>
       <w:r>
         <w:rPr>
@@ -1781,7 +1864,7 @@
     <w:p>
       <w:pPr>
         <w:spacing w:after="40" w:line="340" w:lineRule="exact"/>
-        <w:jc w:val="both"/>
+        <w:jc w:val="left"/>
         <w:rPr>
           <w:rFonts w:ascii="Times New Roman" w:hAnsi="Times New Roman"/>
           <w:i/>
@@ -1803,7 +1886,7 @@
           <w:lang w:val="nl-NL"/>
           <w:sz w:val="28"/>
         </w:rPr>
-        <w:t xml:space="preserve">Địa chỉ trụ sở chính: ..................................................................................................................</w:t>
+        <w:t xml:space="preserve">- Tên tổ chức: Công ty Công nghiệp Hóa chất mỏ Tây Bắc.</w:t>
       </w:r>
       <w:r>
         <w:rPr>
@@ -1856,7 +1939,7 @@
     <w:p>
       <w:pPr>
         <w:spacing w:after="40" w:line="340" w:lineRule="exact"/>
-        <w:jc w:val="both"/>
+        <w:jc w:val="left"/>
         <w:rPr>
           <w:rFonts w:ascii="Times New Roman" w:hAnsi="Times New Roman"/>
           <w:i/>
@@ -1878,7 +1961,7 @@
           <w:lang w:val="nl-NL"/>
           <w:sz w:val="28"/>
         </w:rPr>
-        <w:t xml:space="preserve">Mã số doanh nghiệp: ...................... Người đại diện theo pháp luật: ...................... Chức danh: ......................</w:t>
+        <w:t xml:space="preserve">- Địa chỉ trụ sở chính: ..............................................................................................</w:t>
       </w:r>
       <w:r>
         <w:rPr>
@@ -1931,7 +2014,7 @@
     <w:p>
       <w:pPr>
         <w:spacing w:after="40" w:line="340" w:lineRule="exact"/>
-        <w:jc w:val="both"/>
+        <w:jc w:val="left"/>
         <w:rPr>
           <w:rFonts w:ascii="Times New Roman" w:hAnsi="Times New Roman"/>
           <w:i/>
@@ -1953,7 +2036,7 @@
           <w:lang w:val="nl-NL"/>
           <w:sz w:val="28"/>
         </w:rPr>
-        <w:t xml:space="preserve">1. Đã thực hiện hành vi vi phạm hành chính: ..................................................................................................................</w:t>
+        <w:t xml:space="preserve">- Mã số doanh nghiệp: ......................................</w:t>
       </w:r>
       <w:r>
         <w:rPr>
@@ -2006,7 +2089,7 @@
     <w:p>
       <w:pPr>
         <w:spacing w:after="40" w:line="340" w:lineRule="exact"/>
-        <w:jc w:val="both"/>
+        <w:jc w:val="left"/>
         <w:rPr>
           <w:rFonts w:ascii="Times New Roman" w:hAnsi="Times New Roman"/>
           <w:i/>
@@ -2028,7 +2111,7 @@
           <w:lang w:val="nl-NL"/>
           <w:sz w:val="28"/>
         </w:rPr>
-        <w:t xml:space="preserve">2. Quy định tại: điểm a khoản 2 Điều 56 Nghị định số 71/2019/NĐ-CP ngày 30/8/2019 của Chính phủ quy định về xử phạt vi phạm hành chính trong lĩnh vực hóa chất và vật liệu nổ công nghiệp, được sửa đổi, bổ sung tại Nghị định số 17/2022/NĐ-CP ngày 31/01/2022 của Chính phủ.</w:t>
+        <w:t xml:space="preserve">- Giấy chứng nhận đăng ký doanh nghiệp: ......................................; đăng ký lần đầu ngày ......................; đăng ký thay đổi lần thứ ...... ngày ......................; nơi cấp: ......................</w:t>
       </w:r>
       <w:r>
         <w:rPr>
@@ -2081,7 +2164,7 @@
     <w:p>
       <w:pPr>
         <w:spacing w:after="40" w:line="340" w:lineRule="exact"/>
-        <w:jc w:val="both"/>
+        <w:jc w:val="left"/>
         <w:rPr>
           <w:rFonts w:ascii="Times New Roman" w:hAnsi="Times New Roman"/>
           <w:i/>
@@ -2103,7 +2186,7 @@
           <w:lang w:val="nl-NL"/>
           <w:sz w:val="28"/>
         </w:rPr>
-        <w:t xml:space="preserve">3. Các tình tiết tăng nặng, giảm nhẹ (nếu có): ......................................................</w:t>
+        <w:t xml:space="preserve">- Người đại diện theo pháp luật: ......................; Giới tính: ......................; Chức danh: ......................</w:t>
       </w:r>
       <w:r>
         <w:rPr>
@@ -2178,7 +2261,7 @@
           <w:lang w:val="nl-NL"/>
           <w:sz w:val="28"/>
         </w:rPr>
-        <w:t xml:space="preserve">4. Bị áp dụng hình thức xử phạt, biện pháp khắc phục hậu quả như sau:</w:t>
+        <w:t xml:space="preserve">2. Đã thực hiện hành vi vi phạm hành chính:</w:t>
       </w:r>
       <w:r>
         <w:rPr>
@@ -2253,7 +2336,7 @@
           <w:lang w:val="nl-NL"/>
           <w:sz w:val="28"/>
         </w:rPr>
-        <w:t xml:space="preserve">a) Hình thức xử phạt chính: Phạt tiền.</w:t>
+        <w:t xml:space="preserve">- Hành vi thứ nhất: Hộ chiếu nổ mìn lập không phù hợp với phương án nổ mìn được phê duyệt.</w:t>
       </w:r>
       <w:r>
         <w:rPr>
@@ -2328,7 +2411,7 @@
           <w:lang w:val="nl-NL"/>
           <w:sz w:val="28"/>
         </w:rPr>
-        <w:t xml:space="preserve">Mức tiền phạt: ...................... đồng (Bằng chữ: ......................................................).</w:t>
+        <w:t xml:space="preserve">Mô tả hành vi: Tại thời điểm kiểm tra, Đoàn kiểm tra xác minh Hộ chiếu nổ mìn số ...................... ngày ...................... tại khai trường ...................... do Công ty lập không phù hợp với phương án nổ mìn được phê duyệt, cụ thể: ...................... Thời điểm chấm dứt hành vi: ......................</w:t>
       </w:r>
       <w:r>
         <w:rPr>
@@ -2403,7 +2486,7 @@
           <w:lang w:val="nl-NL"/>
           <w:sz w:val="28"/>
         </w:rPr>
-        <w:t xml:space="preserve">Mức phạt tiền đối với hành vi vi phạm quy định tại điểm a khoản 2 Điều 56 Nghị định số 71/2019/NĐ-CP là từ 5.000.000 đồng đến 10.000.000 đồng đối với cá nhân; mức phạt tiền đối với tổ chức bằng 02 lần mức phạt tiền đối với cá nhân theo quy định tại khoản 2 Điều 4 Nghị định số 71/2019/NĐ-CP.</w:t>
+        <w:t xml:space="preserve">3. Quy định tại:</w:t>
       </w:r>
       <w:r>
         <w:rPr>
@@ -2478,7 +2561,7 @@
           <w:lang w:val="nl-NL"/>
           <w:sz w:val="28"/>
         </w:rPr>
-        <w:t xml:space="preserve">b) Hình thức xử phạt bổ sung: Không.</w:t>
+        <w:t xml:space="preserve">- Hành vi thứ nhất: Theo quy định tại điểm a khoản 2 Điều 56 và khoản 2 Điều 4 Nghị định số 71/2019/NĐ-CP ngày 30/8/2019 (được sửa đổi, bổ sung bởi Nghị định số 17/2022/NĐ-CP ngày 31/01/2022).</w:t>
       </w:r>
       <w:r>
         <w:rPr>
@@ -2553,7 +2636,7 @@
           <w:lang w:val="nl-NL"/>
           <w:sz w:val="28"/>
         </w:rPr>
-        <w:t xml:space="preserve">c) Biện pháp khắc phục hậu quả: ......................................................</w:t>
+        <w:t xml:space="preserve">4. Các tình tiết tăng nặng (nếu có):</w:t>
       </w:r>
       <w:r>
         <w:rPr>
@@ -2619,6 +2702,914 @@
           <w:rFonts w:ascii="Times New Roman" w:hAnsi="Times New Roman"/>
           <w:szCs w:val="32"/>
           <w:lang w:val="nl-NL"/>
+        </w:rPr>
+      </w:r>
+      <w:r>
+        <w:rPr>
+          <w:rFonts w:ascii="Times New Roman" w:hAnsi="Times New Roman"/>
+          <w:szCs w:val="28"/>
+          <w:lang w:val="nl-NL"/>
+          <w:sz w:val="28"/>
+        </w:rPr>
+        <w:t xml:space="preserve">- Hành vi thứ nhất: Không.</w:t>
+      </w:r>
+      <w:r>
+        <w:rPr>
+          <w:rFonts w:ascii="Times New Roman" w:hAnsi="Times New Roman" w:cs="Arial"/>
+          <w:szCs w:val="32"/>
+          <w:lang w:val="nl-NL"/>
+        </w:rPr>
+        <w:t/>
+      </w:r>
+      <w:r>
+        <w:rPr>
+          <w:rFonts w:ascii="Times New Roman" w:hAnsi="Times New Roman"/>
+          <w:szCs w:val="32"/>
+          <w:lang w:val="nl-NL"/>
+        </w:rPr>
+        <w:t/>
+      </w:r>
+      <w:r>
+        <w:rPr>
+          <w:rFonts w:ascii="Times New Roman" w:hAnsi="Times New Roman" w:cs="Arial"/>
+          <w:szCs w:val="32"/>
+          <w:lang w:val="nl-NL"/>
+        </w:rPr>
+        <w:t/>
+      </w:r>
+      <w:r>
+        <w:rPr>
+          <w:rFonts w:ascii="Times New Roman" w:hAnsi="Times New Roman"/>
+          <w:szCs w:val="32"/>
+          <w:lang w:val="nl-NL"/>
+        </w:rPr>
+        <w:t xml:space="preserve"/>
+      </w:r>
+      <w:r>
+        <w:rPr>
+          <w:rFonts w:ascii="Times New Roman" w:hAnsi="Times New Roman"/>
+          <w:color w:val="000000" w:themeColor="text1"/>
+          <w:szCs w:val="28"/>
+        </w:rPr>
+        <w:t xml:space="preserve"/>
+      </w:r>
+      <w:r>
+        <w:rPr>
+          <w:rFonts w:ascii="Times New Roman" w:hAnsi="Times New Roman"/>
+          <w:szCs w:val="28"/>
+        </w:rPr>
+        <w:t xml:space="preserve"/>
+      </w:r>
+    </w:p>
+    <w:p>
+      <w:pPr>
+        <w:spacing w:after="40" w:line="340" w:lineRule="exact"/>
+        <w:jc w:val="both"/>
+        <w:rPr>
+          <w:rFonts w:ascii="Times New Roman" w:hAnsi="Times New Roman"/>
+          <w:i/>
+          <w:szCs w:val="28"/>
+        </w:rPr>
+        <w:ind w:firstLine="567"/>
+      </w:pPr>
+      <w:r>
+        <w:rPr>
+          <w:rFonts w:ascii="Times New Roman" w:hAnsi="Times New Roman"/>
+          <w:szCs w:val="32"/>
+          <w:lang w:val="nl-NL"/>
+        </w:rPr>
+      </w:r>
+      <w:r>
+        <w:rPr>
+          <w:rFonts w:ascii="Times New Roman" w:hAnsi="Times New Roman"/>
+          <w:szCs w:val="28"/>
+          <w:lang w:val="nl-NL"/>
+          <w:sz w:val="28"/>
+        </w:rPr>
+        <w:t xml:space="preserve">5. Các tình tiết giảm nhẹ (nếu có):</w:t>
+      </w:r>
+      <w:r>
+        <w:rPr>
+          <w:rFonts w:ascii="Times New Roman" w:hAnsi="Times New Roman" w:cs="Arial"/>
+          <w:szCs w:val="32"/>
+          <w:lang w:val="nl-NL"/>
+        </w:rPr>
+        <w:t/>
+      </w:r>
+      <w:r>
+        <w:rPr>
+          <w:rFonts w:ascii="Times New Roman" w:hAnsi="Times New Roman"/>
+          <w:szCs w:val="32"/>
+          <w:lang w:val="nl-NL"/>
+        </w:rPr>
+        <w:t/>
+      </w:r>
+      <w:r>
+        <w:rPr>
+          <w:rFonts w:ascii="Times New Roman" w:hAnsi="Times New Roman" w:cs="Arial"/>
+          <w:szCs w:val="32"/>
+          <w:lang w:val="nl-NL"/>
+        </w:rPr>
+        <w:t/>
+      </w:r>
+      <w:r>
+        <w:rPr>
+          <w:rFonts w:ascii="Times New Roman" w:hAnsi="Times New Roman"/>
+          <w:szCs w:val="32"/>
+          <w:lang w:val="nl-NL"/>
+        </w:rPr>
+        <w:t xml:space="preserve"/>
+      </w:r>
+      <w:r>
+        <w:rPr>
+          <w:rFonts w:ascii="Times New Roman" w:hAnsi="Times New Roman"/>
+          <w:color w:val="000000" w:themeColor="text1"/>
+          <w:szCs w:val="28"/>
+        </w:rPr>
+        <w:t xml:space="preserve"/>
+      </w:r>
+      <w:r>
+        <w:rPr>
+          <w:rFonts w:ascii="Times New Roman" w:hAnsi="Times New Roman"/>
+          <w:szCs w:val="28"/>
+        </w:rPr>
+        <w:t xml:space="preserve"/>
+      </w:r>
+    </w:p>
+    <w:p>
+      <w:pPr>
+        <w:spacing w:after="40" w:line="340" w:lineRule="exact"/>
+        <w:jc w:val="both"/>
+        <w:rPr>
+          <w:rFonts w:ascii="Times New Roman" w:hAnsi="Times New Roman"/>
+          <w:i/>
+          <w:szCs w:val="28"/>
+        </w:rPr>
+        <w:ind w:firstLine="567"/>
+      </w:pPr>
+      <w:r>
+        <w:rPr>
+          <w:rFonts w:ascii="Times New Roman" w:hAnsi="Times New Roman"/>
+          <w:szCs w:val="32"/>
+          <w:lang w:val="nl-NL"/>
+        </w:rPr>
+      </w:r>
+      <w:r>
+        <w:rPr>
+          <w:rFonts w:ascii="Times New Roman" w:hAnsi="Times New Roman"/>
+          <w:szCs w:val="28"/>
+          <w:lang w:val="nl-NL"/>
+          <w:sz w:val="28"/>
+        </w:rPr>
+        <w:t xml:space="preserve">- Hành vi thứ nhất: Không.</w:t>
+      </w:r>
+      <w:r>
+        <w:rPr>
+          <w:rFonts w:ascii="Times New Roman" w:hAnsi="Times New Roman" w:cs="Arial"/>
+          <w:szCs w:val="32"/>
+          <w:lang w:val="nl-NL"/>
+        </w:rPr>
+        <w:t/>
+      </w:r>
+      <w:r>
+        <w:rPr>
+          <w:rFonts w:ascii="Times New Roman" w:hAnsi="Times New Roman"/>
+          <w:szCs w:val="32"/>
+          <w:lang w:val="nl-NL"/>
+        </w:rPr>
+        <w:t/>
+      </w:r>
+      <w:r>
+        <w:rPr>
+          <w:rFonts w:ascii="Times New Roman" w:hAnsi="Times New Roman" w:cs="Arial"/>
+          <w:szCs w:val="32"/>
+          <w:lang w:val="nl-NL"/>
+        </w:rPr>
+        <w:t/>
+      </w:r>
+      <w:r>
+        <w:rPr>
+          <w:rFonts w:ascii="Times New Roman" w:hAnsi="Times New Roman"/>
+          <w:szCs w:val="32"/>
+          <w:lang w:val="nl-NL"/>
+        </w:rPr>
+        <w:t xml:space="preserve"/>
+      </w:r>
+      <w:r>
+        <w:rPr>
+          <w:rFonts w:ascii="Times New Roman" w:hAnsi="Times New Roman"/>
+          <w:color w:val="000000" w:themeColor="text1"/>
+          <w:szCs w:val="28"/>
+        </w:rPr>
+        <w:t xml:space="preserve"/>
+      </w:r>
+      <w:r>
+        <w:rPr>
+          <w:rFonts w:ascii="Times New Roman" w:hAnsi="Times New Roman"/>
+          <w:szCs w:val="28"/>
+        </w:rPr>
+        <w:t xml:space="preserve"/>
+      </w:r>
+    </w:p>
+    <w:p>
+      <w:pPr>
+        <w:spacing w:after="40" w:line="340" w:lineRule="exact"/>
+        <w:jc w:val="both"/>
+        <w:rPr>
+          <w:rFonts w:ascii="Times New Roman" w:hAnsi="Times New Roman"/>
+          <w:i/>
+          <w:szCs w:val="28"/>
+        </w:rPr>
+        <w:ind w:firstLine="567"/>
+      </w:pPr>
+      <w:r>
+        <w:rPr>
+          <w:rFonts w:ascii="Times New Roman" w:hAnsi="Times New Roman"/>
+          <w:szCs w:val="32"/>
+          <w:lang w:val="nl-NL"/>
+        </w:rPr>
+      </w:r>
+      <w:r>
+        <w:rPr>
+          <w:rFonts w:ascii="Times New Roman" w:hAnsi="Times New Roman"/>
+          <w:szCs w:val="28"/>
+          <w:lang w:val="nl-NL"/>
+          <w:sz w:val="28"/>
+        </w:rPr>
+        <w:t xml:space="preserve">6. Bị áp dụng hình thức xử phạt, biện pháp khắc phục hậu quả như sau:</w:t>
+      </w:r>
+      <w:r>
+        <w:rPr>
+          <w:rFonts w:ascii="Times New Roman" w:hAnsi="Times New Roman" w:cs="Arial"/>
+          <w:szCs w:val="32"/>
+          <w:lang w:val="nl-NL"/>
+        </w:rPr>
+        <w:t/>
+      </w:r>
+      <w:r>
+        <w:rPr>
+          <w:rFonts w:ascii="Times New Roman" w:hAnsi="Times New Roman"/>
+          <w:szCs w:val="32"/>
+          <w:lang w:val="nl-NL"/>
+        </w:rPr>
+        <w:t/>
+      </w:r>
+      <w:r>
+        <w:rPr>
+          <w:rFonts w:ascii="Times New Roman" w:hAnsi="Times New Roman" w:cs="Arial"/>
+          <w:szCs w:val="32"/>
+          <w:lang w:val="nl-NL"/>
+        </w:rPr>
+        <w:t/>
+      </w:r>
+      <w:r>
+        <w:rPr>
+          <w:rFonts w:ascii="Times New Roman" w:hAnsi="Times New Roman"/>
+          <w:szCs w:val="32"/>
+          <w:lang w:val="nl-NL"/>
+        </w:rPr>
+        <w:t xml:space="preserve"/>
+      </w:r>
+      <w:r>
+        <w:rPr>
+          <w:rFonts w:ascii="Times New Roman" w:hAnsi="Times New Roman"/>
+          <w:color w:val="000000" w:themeColor="text1"/>
+          <w:szCs w:val="28"/>
+        </w:rPr>
+        <w:t xml:space="preserve"/>
+      </w:r>
+      <w:r>
+        <w:rPr>
+          <w:rFonts w:ascii="Times New Roman" w:hAnsi="Times New Roman"/>
+          <w:szCs w:val="28"/>
+        </w:rPr>
+        <w:t xml:space="preserve"/>
+      </w:r>
+    </w:p>
+    <w:p>
+      <w:pPr>
+        <w:spacing w:after="40" w:line="340" w:lineRule="exact"/>
+        <w:jc w:val="both"/>
+        <w:rPr>
+          <w:rFonts w:ascii="Times New Roman" w:hAnsi="Times New Roman"/>
+          <w:i/>
+          <w:szCs w:val="28"/>
+        </w:rPr>
+        <w:ind w:firstLine="567"/>
+      </w:pPr>
+      <w:r>
+        <w:rPr>
+          <w:rFonts w:ascii="Times New Roman" w:hAnsi="Times New Roman"/>
+          <w:szCs w:val="32"/>
+          <w:lang w:val="nl-NL"/>
+        </w:rPr>
+      </w:r>
+      <w:r>
+        <w:rPr>
+          <w:rFonts w:ascii="Times New Roman" w:hAnsi="Times New Roman"/>
+          <w:szCs w:val="28"/>
+          <w:lang w:val="nl-NL"/>
+          <w:sz w:val="28"/>
+        </w:rPr>
+        <w:t xml:space="preserve">a) Hình thức xử phạt chính: Phạt tiền.</w:t>
+      </w:r>
+      <w:r>
+        <w:rPr>
+          <w:rFonts w:ascii="Times New Roman" w:hAnsi="Times New Roman" w:cs="Arial"/>
+          <w:szCs w:val="32"/>
+          <w:lang w:val="nl-NL"/>
+        </w:rPr>
+        <w:t/>
+      </w:r>
+      <w:r>
+        <w:rPr>
+          <w:rFonts w:ascii="Times New Roman" w:hAnsi="Times New Roman"/>
+          <w:szCs w:val="32"/>
+          <w:lang w:val="nl-NL"/>
+        </w:rPr>
+        <w:t/>
+      </w:r>
+      <w:r>
+        <w:rPr>
+          <w:rFonts w:ascii="Times New Roman" w:hAnsi="Times New Roman" w:cs="Arial"/>
+          <w:szCs w:val="32"/>
+          <w:lang w:val="nl-NL"/>
+        </w:rPr>
+        <w:t/>
+      </w:r>
+      <w:r>
+        <w:rPr>
+          <w:rFonts w:ascii="Times New Roman" w:hAnsi="Times New Roman"/>
+          <w:szCs w:val="32"/>
+          <w:lang w:val="nl-NL"/>
+        </w:rPr>
+        <w:t xml:space="preserve"/>
+      </w:r>
+      <w:r>
+        <w:rPr>
+          <w:rFonts w:ascii="Times New Roman" w:hAnsi="Times New Roman"/>
+          <w:color w:val="000000" w:themeColor="text1"/>
+          <w:szCs w:val="28"/>
+        </w:rPr>
+        <w:t xml:space="preserve"/>
+      </w:r>
+      <w:r>
+        <w:rPr>
+          <w:rFonts w:ascii="Times New Roman" w:hAnsi="Times New Roman"/>
+          <w:szCs w:val="28"/>
+        </w:rPr>
+        <w:t xml:space="preserve"/>
+      </w:r>
+    </w:p>
+    <w:p>
+      <w:pPr>
+        <w:spacing w:after="40" w:line="340" w:lineRule="exact"/>
+        <w:jc w:val="both"/>
+        <w:rPr>
+          <w:rFonts w:ascii="Times New Roman" w:hAnsi="Times New Roman"/>
+          <w:i/>
+          <w:szCs w:val="28"/>
+        </w:rPr>
+        <w:ind w:firstLine="567"/>
+      </w:pPr>
+      <w:r>
+        <w:rPr>
+          <w:rFonts w:ascii="Times New Roman" w:hAnsi="Times New Roman"/>
+          <w:szCs w:val="32"/>
+          <w:lang w:val="nl-NL"/>
+        </w:rPr>
+      </w:r>
+      <w:r>
+        <w:rPr>
+          <w:rFonts w:ascii="Times New Roman" w:hAnsi="Times New Roman"/>
+          <w:szCs w:val="28"/>
+          <w:lang w:val="nl-NL"/>
+          <w:sz w:val="28"/>
+        </w:rPr>
+        <w:t xml:space="preserve">- Hành vi thứ nhất: 15.000.000 đồng (Bằng chữ: Mười lăm triệu đồng chẵn).</w:t>
+      </w:r>
+      <w:r>
+        <w:rPr>
+          <w:rFonts w:ascii="Times New Roman" w:hAnsi="Times New Roman" w:cs="Arial"/>
+          <w:szCs w:val="32"/>
+          <w:lang w:val="nl-NL"/>
+        </w:rPr>
+        <w:t/>
+      </w:r>
+      <w:r>
+        <w:rPr>
+          <w:rFonts w:ascii="Times New Roman" w:hAnsi="Times New Roman"/>
+          <w:szCs w:val="32"/>
+          <w:lang w:val="nl-NL"/>
+        </w:rPr>
+        <w:t/>
+      </w:r>
+      <w:r>
+        <w:rPr>
+          <w:rFonts w:ascii="Times New Roman" w:hAnsi="Times New Roman" w:cs="Arial"/>
+          <w:szCs w:val="32"/>
+          <w:lang w:val="nl-NL"/>
+        </w:rPr>
+        <w:t/>
+      </w:r>
+      <w:r>
+        <w:rPr>
+          <w:rFonts w:ascii="Times New Roman" w:hAnsi="Times New Roman"/>
+          <w:szCs w:val="32"/>
+          <w:lang w:val="nl-NL"/>
+        </w:rPr>
+        <w:t xml:space="preserve"/>
+      </w:r>
+      <w:r>
+        <w:rPr>
+          <w:rFonts w:ascii="Times New Roman" w:hAnsi="Times New Roman"/>
+          <w:color w:val="000000" w:themeColor="text1"/>
+          <w:szCs w:val="28"/>
+        </w:rPr>
+        <w:t xml:space="preserve"/>
+      </w:r>
+      <w:r>
+        <w:rPr>
+          <w:rFonts w:ascii="Times New Roman" w:hAnsi="Times New Roman"/>
+          <w:szCs w:val="28"/>
+        </w:rPr>
+        <w:t xml:space="preserve"/>
+      </w:r>
+    </w:p>
+    <w:p>
+      <w:pPr>
+        <w:spacing w:after="40" w:line="340" w:lineRule="exact"/>
+        <w:jc w:val="both"/>
+        <w:rPr>
+          <w:rFonts w:ascii="Times New Roman" w:hAnsi="Times New Roman"/>
+          <w:i/>
+          <w:szCs w:val="28"/>
+        </w:rPr>
+        <w:ind w:firstLine="567"/>
+      </w:pPr>
+      <w:r>
+        <w:rPr>
+          <w:rFonts w:ascii="Times New Roman" w:hAnsi="Times New Roman"/>
+          <w:szCs w:val="32"/>
+          <w:lang w:val="nl-NL"/>
+        </w:rPr>
+      </w:r>
+      <w:r>
+        <w:rPr>
+          <w:rFonts w:ascii="Times New Roman" w:hAnsi="Times New Roman"/>
+          <w:szCs w:val="28"/>
+          <w:lang w:val="nl-NL"/>
+          <w:sz w:val="28"/>
+        </w:rPr>
+        <w:t xml:space="preserve">Tổng số tiền phạt là 15.000.000 đồng (Bằng chữ: Mười lăm triệu đồng chẵn).</w:t>
+      </w:r>
+      <w:r>
+        <w:rPr>
+          <w:rFonts w:ascii="Times New Roman" w:hAnsi="Times New Roman" w:cs="Arial"/>
+          <w:szCs w:val="32"/>
+          <w:lang w:val="nl-NL"/>
+        </w:rPr>
+        <w:t/>
+      </w:r>
+      <w:r>
+        <w:rPr>
+          <w:rFonts w:ascii="Times New Roman" w:hAnsi="Times New Roman"/>
+          <w:szCs w:val="32"/>
+          <w:lang w:val="nl-NL"/>
+        </w:rPr>
+        <w:t/>
+      </w:r>
+      <w:r>
+        <w:rPr>
+          <w:rFonts w:ascii="Times New Roman" w:hAnsi="Times New Roman" w:cs="Arial"/>
+          <w:szCs w:val="32"/>
+          <w:lang w:val="nl-NL"/>
+        </w:rPr>
+        <w:t/>
+      </w:r>
+      <w:r>
+        <w:rPr>
+          <w:rFonts w:ascii="Times New Roman" w:hAnsi="Times New Roman"/>
+          <w:szCs w:val="32"/>
+          <w:lang w:val="nl-NL"/>
+        </w:rPr>
+        <w:t xml:space="preserve"/>
+      </w:r>
+      <w:r>
+        <w:rPr>
+          <w:rFonts w:ascii="Times New Roman" w:hAnsi="Times New Roman"/>
+          <w:color w:val="000000" w:themeColor="text1"/>
+          <w:szCs w:val="28"/>
+        </w:rPr>
+        <w:t xml:space="preserve"/>
+      </w:r>
+      <w:r>
+        <w:rPr>
+          <w:rFonts w:ascii="Times New Roman" w:hAnsi="Times New Roman"/>
+          <w:szCs w:val="28"/>
+        </w:rPr>
+        <w:t xml:space="preserve"/>
+      </w:r>
+    </w:p>
+    <w:p>
+      <w:pPr>
+        <w:spacing w:after="40" w:line="340" w:lineRule="exact"/>
+        <w:jc w:val="both"/>
+        <w:rPr>
+          <w:rFonts w:ascii="Times New Roman" w:hAnsi="Times New Roman"/>
+          <w:i/>
+          <w:szCs w:val="28"/>
+        </w:rPr>
+        <w:ind w:firstLine="567"/>
+      </w:pPr>
+      <w:r>
+        <w:rPr>
+          <w:rFonts w:ascii="Times New Roman" w:hAnsi="Times New Roman"/>
+          <w:szCs w:val="32"/>
+          <w:lang w:val="nl-NL"/>
+          <w:i/>
+        </w:rPr>
+      </w:r>
+      <w:r>
+        <w:rPr>
+          <w:rFonts w:ascii="Times New Roman" w:hAnsi="Times New Roman"/>
+          <w:szCs w:val="28"/>
+          <w:lang w:val="nl-NL"/>
+          <w:sz w:val="28"/>
+          <w:i/>
+        </w:rPr>
+        <w:t xml:space="preserve">(Mức phạt tiền quy định tại điểm a khoản 2 Điều 56 Nghị định số 71/2019/NĐ-CP là từ 5.000.000 đồng đến 10.000.000 đồng đối với cá nhân; mức phạt tiền đối với tổ chức bằng 02 lần mức phạt tiền đối với cá nhân theo khoản 2 Điều 4 Nghị định số 71/2019/NĐ-CP, tương ứng từ 10.000.000 đồng đến 20.000.000 đồng; mức trung bình của khung tiền phạt là 15.000.000 đồng)</w:t>
+      </w:r>
+      <w:r>
+        <w:rPr>
+          <w:rFonts w:ascii="Times New Roman" w:hAnsi="Times New Roman" w:cs="Arial"/>
+          <w:szCs w:val="32"/>
+          <w:lang w:val="nl-NL"/>
+          <w:i/>
+        </w:rPr>
+        <w:t/>
+      </w:r>
+      <w:r>
+        <w:rPr>
+          <w:rFonts w:ascii="Times New Roman" w:hAnsi="Times New Roman"/>
+          <w:szCs w:val="32"/>
+          <w:lang w:val="nl-NL"/>
+          <w:i/>
+        </w:rPr>
+        <w:t/>
+      </w:r>
+      <w:r>
+        <w:rPr>
+          <w:rFonts w:ascii="Times New Roman" w:hAnsi="Times New Roman" w:cs="Arial"/>
+          <w:szCs w:val="32"/>
+          <w:lang w:val="nl-NL"/>
+          <w:i/>
+        </w:rPr>
+        <w:t/>
+      </w:r>
+      <w:r>
+        <w:rPr>
+          <w:rFonts w:ascii="Times New Roman" w:hAnsi="Times New Roman"/>
+          <w:szCs w:val="32"/>
+          <w:lang w:val="nl-NL"/>
+          <w:i/>
+        </w:rPr>
+        <w:t xml:space="preserve"/>
+      </w:r>
+      <w:r>
+        <w:rPr>
+          <w:rFonts w:ascii="Times New Roman" w:hAnsi="Times New Roman"/>
+          <w:color w:val="000000" w:themeColor="text1"/>
+          <w:szCs w:val="28"/>
+          <w:i/>
+        </w:rPr>
+        <w:t xml:space="preserve"/>
+      </w:r>
+      <w:r>
+        <w:rPr>
+          <w:rFonts w:ascii="Times New Roman" w:hAnsi="Times New Roman"/>
+          <w:szCs w:val="28"/>
+          <w:i/>
+        </w:rPr>
+        <w:t xml:space="preserve"/>
+      </w:r>
+    </w:p>
+    <w:p>
+      <w:pPr>
+        <w:spacing w:after="40" w:line="340" w:lineRule="exact"/>
+        <w:jc w:val="both"/>
+        <w:rPr>
+          <w:rFonts w:ascii="Times New Roman" w:hAnsi="Times New Roman"/>
+          <w:i/>
+          <w:szCs w:val="28"/>
+        </w:rPr>
+        <w:ind w:firstLine="567"/>
+      </w:pPr>
+      <w:r>
+        <w:rPr>
+          <w:rFonts w:ascii="Times New Roman" w:hAnsi="Times New Roman"/>
+          <w:szCs w:val="32"/>
+          <w:lang w:val="nl-NL"/>
+        </w:rPr>
+      </w:r>
+      <w:r>
+        <w:rPr>
+          <w:rFonts w:ascii="Times New Roman" w:hAnsi="Times New Roman"/>
+          <w:szCs w:val="28"/>
+          <w:lang w:val="nl-NL"/>
+          <w:sz w:val="28"/>
+        </w:rPr>
+        <w:t xml:space="preserve">b) Hình thức xử phạt bổ sung (nếu có):</w:t>
+      </w:r>
+      <w:r>
+        <w:rPr>
+          <w:rFonts w:ascii="Times New Roman" w:hAnsi="Times New Roman" w:cs="Arial"/>
+          <w:szCs w:val="32"/>
+          <w:lang w:val="nl-NL"/>
+        </w:rPr>
+        <w:t/>
+      </w:r>
+      <w:r>
+        <w:rPr>
+          <w:rFonts w:ascii="Times New Roman" w:hAnsi="Times New Roman"/>
+          <w:szCs w:val="32"/>
+          <w:lang w:val="nl-NL"/>
+        </w:rPr>
+        <w:t/>
+      </w:r>
+      <w:r>
+        <w:rPr>
+          <w:rFonts w:ascii="Times New Roman" w:hAnsi="Times New Roman" w:cs="Arial"/>
+          <w:szCs w:val="32"/>
+          <w:lang w:val="nl-NL"/>
+        </w:rPr>
+        <w:t/>
+      </w:r>
+      <w:r>
+        <w:rPr>
+          <w:rFonts w:ascii="Times New Roman" w:hAnsi="Times New Roman"/>
+          <w:szCs w:val="32"/>
+          <w:lang w:val="nl-NL"/>
+        </w:rPr>
+        <w:t xml:space="preserve"/>
+      </w:r>
+      <w:r>
+        <w:rPr>
+          <w:rFonts w:ascii="Times New Roman" w:hAnsi="Times New Roman"/>
+          <w:color w:val="000000" w:themeColor="text1"/>
+          <w:szCs w:val="28"/>
+        </w:rPr>
+        <w:t xml:space="preserve"/>
+      </w:r>
+      <w:r>
+        <w:rPr>
+          <w:rFonts w:ascii="Times New Roman" w:hAnsi="Times New Roman"/>
+          <w:szCs w:val="28"/>
+        </w:rPr>
+        <w:t xml:space="preserve"/>
+      </w:r>
+    </w:p>
+    <w:p>
+      <w:pPr>
+        <w:spacing w:after="40" w:line="340" w:lineRule="exact"/>
+        <w:jc w:val="both"/>
+        <w:rPr>
+          <w:rFonts w:ascii="Times New Roman" w:hAnsi="Times New Roman"/>
+          <w:i/>
+          <w:szCs w:val="28"/>
+        </w:rPr>
+        <w:ind w:firstLine="567"/>
+      </w:pPr>
+      <w:r>
+        <w:rPr>
+          <w:rFonts w:ascii="Times New Roman" w:hAnsi="Times New Roman"/>
+          <w:szCs w:val="32"/>
+          <w:lang w:val="nl-NL"/>
+        </w:rPr>
+      </w:r>
+      <w:r>
+        <w:rPr>
+          <w:rFonts w:ascii="Times New Roman" w:hAnsi="Times New Roman"/>
+          <w:szCs w:val="28"/>
+          <w:lang w:val="nl-NL"/>
+          <w:sz w:val="28"/>
+        </w:rPr>
+        <w:t xml:space="preserve">- Hành vi thứ nhất: Không.</w:t>
+      </w:r>
+      <w:r>
+        <w:rPr>
+          <w:rFonts w:ascii="Times New Roman" w:hAnsi="Times New Roman" w:cs="Arial"/>
+          <w:szCs w:val="32"/>
+          <w:lang w:val="nl-NL"/>
+        </w:rPr>
+        <w:t/>
+      </w:r>
+      <w:r>
+        <w:rPr>
+          <w:rFonts w:ascii="Times New Roman" w:hAnsi="Times New Roman"/>
+          <w:szCs w:val="32"/>
+          <w:lang w:val="nl-NL"/>
+        </w:rPr>
+        <w:t/>
+      </w:r>
+      <w:r>
+        <w:rPr>
+          <w:rFonts w:ascii="Times New Roman" w:hAnsi="Times New Roman" w:cs="Arial"/>
+          <w:szCs w:val="32"/>
+          <w:lang w:val="nl-NL"/>
+        </w:rPr>
+        <w:t/>
+      </w:r>
+      <w:r>
+        <w:rPr>
+          <w:rFonts w:ascii="Times New Roman" w:hAnsi="Times New Roman"/>
+          <w:szCs w:val="32"/>
+          <w:lang w:val="nl-NL"/>
+        </w:rPr>
+        <w:t xml:space="preserve"/>
+      </w:r>
+      <w:r>
+        <w:rPr>
+          <w:rFonts w:ascii="Times New Roman" w:hAnsi="Times New Roman"/>
+          <w:color w:val="000000" w:themeColor="text1"/>
+          <w:szCs w:val="28"/>
+        </w:rPr>
+        <w:t xml:space="preserve"/>
+      </w:r>
+      <w:r>
+        <w:rPr>
+          <w:rFonts w:ascii="Times New Roman" w:hAnsi="Times New Roman"/>
+          <w:szCs w:val="28"/>
+        </w:rPr>
+        <w:t xml:space="preserve"/>
+      </w:r>
+    </w:p>
+    <w:p>
+      <w:pPr>
+        <w:spacing w:after="40" w:line="340" w:lineRule="exact"/>
+        <w:jc w:val="both"/>
+        <w:rPr>
+          <w:rFonts w:ascii="Times New Roman" w:hAnsi="Times New Roman"/>
+          <w:i/>
+          <w:szCs w:val="28"/>
+        </w:rPr>
+        <w:ind w:firstLine="567"/>
+      </w:pPr>
+      <w:r>
+        <w:rPr>
+          <w:rFonts w:ascii="Times New Roman" w:hAnsi="Times New Roman"/>
+          <w:szCs w:val="32"/>
+          <w:lang w:val="nl-NL"/>
+        </w:rPr>
+      </w:r>
+      <w:r>
+        <w:rPr>
+          <w:rFonts w:ascii="Times New Roman" w:hAnsi="Times New Roman"/>
+          <w:szCs w:val="28"/>
+          <w:lang w:val="nl-NL"/>
+          <w:sz w:val="28"/>
+        </w:rPr>
+        <w:t xml:space="preserve">c) Biện pháp khắc phục hậu quả (nếu có):</w:t>
+      </w:r>
+      <w:r>
+        <w:rPr>
+          <w:rFonts w:ascii="Times New Roman" w:hAnsi="Times New Roman" w:cs="Arial"/>
+          <w:szCs w:val="32"/>
+          <w:lang w:val="nl-NL"/>
+        </w:rPr>
+        <w:t/>
+      </w:r>
+      <w:r>
+        <w:rPr>
+          <w:rFonts w:ascii="Times New Roman" w:hAnsi="Times New Roman"/>
+          <w:szCs w:val="32"/>
+          <w:lang w:val="nl-NL"/>
+        </w:rPr>
+        <w:t/>
+      </w:r>
+      <w:r>
+        <w:rPr>
+          <w:rFonts w:ascii="Times New Roman" w:hAnsi="Times New Roman" w:cs="Arial"/>
+          <w:szCs w:val="32"/>
+          <w:lang w:val="nl-NL"/>
+        </w:rPr>
+        <w:t/>
+      </w:r>
+      <w:r>
+        <w:rPr>
+          <w:rFonts w:ascii="Times New Roman" w:hAnsi="Times New Roman"/>
+          <w:szCs w:val="32"/>
+          <w:lang w:val="nl-NL"/>
+        </w:rPr>
+        <w:t xml:space="preserve"/>
+      </w:r>
+      <w:r>
+        <w:rPr>
+          <w:rFonts w:ascii="Times New Roman" w:hAnsi="Times New Roman"/>
+          <w:color w:val="000000" w:themeColor="text1"/>
+          <w:szCs w:val="28"/>
+        </w:rPr>
+        <w:t xml:space="preserve"/>
+      </w:r>
+      <w:r>
+        <w:rPr>
+          <w:rFonts w:ascii="Times New Roman" w:hAnsi="Times New Roman"/>
+          <w:szCs w:val="28"/>
+        </w:rPr>
+        <w:t xml:space="preserve"/>
+      </w:r>
+    </w:p>
+    <w:p>
+      <w:pPr>
+        <w:spacing w:after="40" w:line="340" w:lineRule="exact"/>
+        <w:jc w:val="both"/>
+        <w:rPr>
+          <w:rFonts w:ascii="Times New Roman" w:hAnsi="Times New Roman"/>
+          <w:i/>
+          <w:szCs w:val="28"/>
+        </w:rPr>
+        <w:ind w:firstLine="567"/>
+      </w:pPr>
+      <w:r>
+        <w:rPr>
+          <w:rFonts w:ascii="Times New Roman" w:hAnsi="Times New Roman"/>
+          <w:szCs w:val="32"/>
+          <w:lang w:val="nl-NL"/>
+        </w:rPr>
+      </w:r>
+      <w:r>
+        <w:rPr>
+          <w:rFonts w:ascii="Times New Roman" w:hAnsi="Times New Roman"/>
+          <w:szCs w:val="28"/>
+          <w:lang w:val="nl-NL"/>
+          <w:sz w:val="28"/>
+        </w:rPr>
+        <w:t xml:space="preserve">- Hành vi thứ nhất: Không.</w:t>
+      </w:r>
+      <w:r>
+        <w:rPr>
+          <w:rFonts w:ascii="Times New Roman" w:hAnsi="Times New Roman" w:cs="Arial"/>
+          <w:szCs w:val="32"/>
+          <w:lang w:val="nl-NL"/>
+        </w:rPr>
+        <w:t/>
+      </w:r>
+      <w:r>
+        <w:rPr>
+          <w:rFonts w:ascii="Times New Roman" w:hAnsi="Times New Roman"/>
+          <w:szCs w:val="32"/>
+          <w:lang w:val="nl-NL"/>
+        </w:rPr>
+        <w:t/>
+      </w:r>
+      <w:r>
+        <w:rPr>
+          <w:rFonts w:ascii="Times New Roman" w:hAnsi="Times New Roman" w:cs="Arial"/>
+          <w:szCs w:val="32"/>
+          <w:lang w:val="nl-NL"/>
+        </w:rPr>
+        <w:t/>
+      </w:r>
+      <w:r>
+        <w:rPr>
+          <w:rFonts w:ascii="Times New Roman" w:hAnsi="Times New Roman"/>
+          <w:szCs w:val="32"/>
+          <w:lang w:val="nl-NL"/>
+        </w:rPr>
+        <w:t xml:space="preserve"/>
+      </w:r>
+      <w:r>
+        <w:rPr>
+          <w:rFonts w:ascii="Times New Roman" w:hAnsi="Times New Roman"/>
+          <w:color w:val="000000" w:themeColor="text1"/>
+          <w:szCs w:val="28"/>
+        </w:rPr>
+        <w:t xml:space="preserve"/>
+      </w:r>
+      <w:r>
+        <w:rPr>
+          <w:rFonts w:ascii="Times New Roman" w:hAnsi="Times New Roman"/>
+          <w:szCs w:val="28"/>
+        </w:rPr>
+        <w:t xml:space="preserve"/>
+      </w:r>
+    </w:p>
+    <w:p>
+      <w:pPr>
+        <w:spacing w:after="40" w:line="340" w:lineRule="exact"/>
+        <w:jc w:val="both"/>
+        <w:rPr>
+          <w:rFonts w:ascii="Times New Roman" w:hAnsi="Times New Roman"/>
+          <w:i/>
+          <w:szCs w:val="28"/>
+        </w:rPr>
+        <w:ind w:firstLine="567"/>
+      </w:pPr>
+      <w:r>
+        <w:rPr>
+          <w:rFonts w:ascii="Times New Roman" w:hAnsi="Times New Roman"/>
+          <w:szCs w:val="32"/>
+          <w:lang w:val="nl-NL"/>
           <w:b/>
         </w:rPr>
       </w:r>
@@ -2794,7 +3785,7 @@
           <w:lang w:val="nl-NL"/>
           <w:sz w:val="28"/>
         </w:rPr>
-        <w:t xml:space="preserve">1. Giao cho Công ty Công nghiệp Hóa chất mỏ Tây Bắc để chấp hành Quyết định. Công ty Công nghiệp Hóa chất mỏ Tây Bắc phải nghiêm chỉnh chấp hành Quyết định xử phạt này. Nếu quá thời hạn mà không tự nguyện chấp hành thì sẽ bị cưỡng chế thi hành theo quy định của pháp luật.</w:t>
+        <w:t xml:space="preserve">1. Giao cho Công ty Công nghiệp Hóa chất mỏ Tây Bắc để chấp hành Quyết định. Công ty Công nghiệp Hóa chất mỏ Tây Bắc phải nghiêm chỉnh chấp hành Quyết định xử phạt này. Nếu quá thời hạn mà Công ty Công nghiệp Hóa chất mỏ Tây Bắc không tự nguyện chấp hành thì sẽ bị cưỡng chế thi hành theo quy định của pháp luật và cứ mỗi ngày chậm nộp tiền phạt thì Công ty Công nghiệp Hóa chất mỏ Tây Bắc phải nộp thêm 0,05% tính trên tổng số tiền phạt chưa nộp.</w:t>
       </w:r>
       <w:r>
         <w:rPr>
@@ -2869,7 +3860,7 @@
           <w:lang w:val="nl-NL"/>
           <w:sz w:val="28"/>
         </w:rPr>
-        <w:t xml:space="preserve">Công ty Công nghiệp Hóa chất mỏ Tây Bắc phải nộp tiền phạt tại ...................... hoặc nộp vào tài khoản số ...................... của Kho bạc Nhà nước ...................... trong thời hạn 10 ngày, kể từ ngày nhận được Quyết định này.</w:t>
+        <w:t xml:space="preserve">a) Công ty Công nghiệp Hóa chất mỏ Tây Bắc bị xử phạt có tên tại Điều 1 phải nộp tiền phạt tại các ngân hàng thương mại nơi Kho bạc Nhà nước khu vực IX mở tài khoản theo thông tin nộp ngân sách nhà nước như sau:</w:t>
       </w:r>
       <w:r>
         <w:rPr>
@@ -2944,7 +3935,7 @@
           <w:lang w:val="nl-NL"/>
           <w:sz w:val="28"/>
         </w:rPr>
-        <w:t xml:space="preserve">Công ty Công nghiệp Hóa chất mỏ Tây Bắc có quyền khiếu nại hoặc khởi kiện hành chính đối với Quyết định này theo quy định của pháp luật.</w:t>
+        <w:t xml:space="preserve">Tài khoản: Tài khoản thu NSNN 7111; Mã cơ quan ra quyết định xử phạt: H38.2; Mã chương: 416; Mã nội dung kinh tế (mã tiểu mục): 4278; trong thời hạn 10 ngày, kể từ ngày nhận được Quyết định này.</w:t>
       </w:r>
       <w:r>
         <w:rPr>
@@ -3019,7 +4010,7 @@
           <w:lang w:val="nl-NL"/>
           <w:sz w:val="28"/>
         </w:rPr>
-        <w:t xml:space="preserve">2. Gửi cho Kho bạc Nhà nước ...................... để thu tiền phạt.</w:t>
+        <w:t xml:space="preserve">b) Công ty Công nghiệp Hóa chất mỏ Tây Bắc không bị tạm giữ giấy tờ, tang vật, phương tiện vi phạm hành chính để bảo đảm thi hành quyết định xử phạt.</w:t>
       </w:r>
       <w:r>
         <w:rPr>
@@ -3094,7 +4085,232 @@
           <w:lang w:val="nl-NL"/>
           <w:sz w:val="28"/>
         </w:rPr>
-        <w:t xml:space="preserve">3. Gửi cho Ủy ban nhân dân tỉnh, Thanh tra tỉnh để báo cáo./.</w:t>
+        <w:t xml:space="preserve">c) Công ty Công nghiệp Hóa chất mỏ Tây Bắc có quyền khiếu nại hoặc khởi kiện hành chính đối với Quyết định này theo quy định của pháp luật.</w:t>
+      </w:r>
+      <w:r>
+        <w:rPr>
+          <w:rFonts w:ascii="Times New Roman" w:hAnsi="Times New Roman" w:cs="Arial"/>
+          <w:szCs w:val="32"/>
+          <w:lang w:val="nl-NL"/>
+        </w:rPr>
+        <w:t/>
+      </w:r>
+      <w:r>
+        <w:rPr>
+          <w:rFonts w:ascii="Times New Roman" w:hAnsi="Times New Roman"/>
+          <w:szCs w:val="32"/>
+          <w:lang w:val="nl-NL"/>
+        </w:rPr>
+        <w:t/>
+      </w:r>
+      <w:r>
+        <w:rPr>
+          <w:rFonts w:ascii="Times New Roman" w:hAnsi="Times New Roman" w:cs="Arial"/>
+          <w:szCs w:val="32"/>
+          <w:lang w:val="nl-NL"/>
+        </w:rPr>
+        <w:t/>
+      </w:r>
+      <w:r>
+        <w:rPr>
+          <w:rFonts w:ascii="Times New Roman" w:hAnsi="Times New Roman"/>
+          <w:szCs w:val="32"/>
+          <w:lang w:val="nl-NL"/>
+        </w:rPr>
+        <w:t xml:space="preserve"/>
+      </w:r>
+      <w:r>
+        <w:rPr>
+          <w:rFonts w:ascii="Times New Roman" w:hAnsi="Times New Roman"/>
+          <w:color w:val="000000" w:themeColor="text1"/>
+          <w:szCs w:val="28"/>
+        </w:rPr>
+        <w:t xml:space="preserve"/>
+      </w:r>
+      <w:r>
+        <w:rPr>
+          <w:rFonts w:ascii="Times New Roman" w:hAnsi="Times New Roman"/>
+          <w:szCs w:val="28"/>
+        </w:rPr>
+        <w:t xml:space="preserve"/>
+      </w:r>
+    </w:p>
+    <w:p>
+      <w:pPr>
+        <w:spacing w:after="40" w:line="340" w:lineRule="exact"/>
+        <w:jc w:val="both"/>
+        <w:rPr>
+          <w:rFonts w:ascii="Times New Roman" w:hAnsi="Times New Roman"/>
+          <w:i/>
+          <w:szCs w:val="28"/>
+        </w:rPr>
+        <w:ind w:firstLine="567"/>
+      </w:pPr>
+      <w:r>
+        <w:rPr>
+          <w:rFonts w:ascii="Times New Roman" w:hAnsi="Times New Roman"/>
+          <w:szCs w:val="32"/>
+          <w:lang w:val="nl-NL"/>
+        </w:rPr>
+      </w:r>
+      <w:r>
+        <w:rPr>
+          <w:rFonts w:ascii="Times New Roman" w:hAnsi="Times New Roman"/>
+          <w:szCs w:val="28"/>
+          <w:lang w:val="nl-NL"/>
+          <w:sz w:val="28"/>
+        </w:rPr>
+        <w:t xml:space="preserve">2. Gửi cho các ngân hàng thương mại nơi Kho bạc Nhà nước khu vực IX mở tài khoản giao dịch để thu tiền phạt (Vietinbank, Vietcombank, Agribank, BIDV, Techcombank).</w:t>
+      </w:r>
+      <w:r>
+        <w:rPr>
+          <w:rFonts w:ascii="Times New Roman" w:hAnsi="Times New Roman" w:cs="Arial"/>
+          <w:szCs w:val="32"/>
+          <w:lang w:val="nl-NL"/>
+        </w:rPr>
+        <w:t/>
+      </w:r>
+      <w:r>
+        <w:rPr>
+          <w:rFonts w:ascii="Times New Roman" w:hAnsi="Times New Roman"/>
+          <w:szCs w:val="32"/>
+          <w:lang w:val="nl-NL"/>
+        </w:rPr>
+        <w:t/>
+      </w:r>
+      <w:r>
+        <w:rPr>
+          <w:rFonts w:ascii="Times New Roman" w:hAnsi="Times New Roman" w:cs="Arial"/>
+          <w:szCs w:val="32"/>
+          <w:lang w:val="nl-NL"/>
+        </w:rPr>
+        <w:t/>
+      </w:r>
+      <w:r>
+        <w:rPr>
+          <w:rFonts w:ascii="Times New Roman" w:hAnsi="Times New Roman"/>
+          <w:szCs w:val="32"/>
+          <w:lang w:val="nl-NL"/>
+        </w:rPr>
+        <w:t xml:space="preserve"/>
+      </w:r>
+      <w:r>
+        <w:rPr>
+          <w:rFonts w:ascii="Times New Roman" w:hAnsi="Times New Roman"/>
+          <w:color w:val="000000" w:themeColor="text1"/>
+          <w:szCs w:val="28"/>
+        </w:rPr>
+        <w:t xml:space="preserve"/>
+      </w:r>
+      <w:r>
+        <w:rPr>
+          <w:rFonts w:ascii="Times New Roman" w:hAnsi="Times New Roman"/>
+          <w:szCs w:val="28"/>
+        </w:rPr>
+        <w:t xml:space="preserve"/>
+      </w:r>
+    </w:p>
+    <w:p>
+      <w:pPr>
+        <w:spacing w:after="40" w:line="340" w:lineRule="exact"/>
+        <w:jc w:val="both"/>
+        <w:rPr>
+          <w:rFonts w:ascii="Times New Roman" w:hAnsi="Times New Roman"/>
+          <w:i/>
+          <w:szCs w:val="28"/>
+        </w:rPr>
+        <w:ind w:firstLine="567"/>
+      </w:pPr>
+      <w:r>
+        <w:rPr>
+          <w:rFonts w:ascii="Times New Roman" w:hAnsi="Times New Roman"/>
+          <w:szCs w:val="32"/>
+          <w:lang w:val="nl-NL"/>
+        </w:rPr>
+      </w:r>
+      <w:r>
+        <w:rPr>
+          <w:rFonts w:ascii="Times New Roman" w:hAnsi="Times New Roman"/>
+          <w:szCs w:val="28"/>
+          <w:lang w:val="nl-NL"/>
+          <w:sz w:val="28"/>
+        </w:rPr>
+        <w:t xml:space="preserve">3. Gửi cho Đoàn kiểm tra theo Quyết định số 4875/QĐ-SCT ngày 12/8/2026 của Giám đốc Sở Công Thương tỉnh Lào Cai để tổ chức thực hiện.</w:t>
+      </w:r>
+      <w:r>
+        <w:rPr>
+          <w:rFonts w:ascii="Times New Roman" w:hAnsi="Times New Roman" w:cs="Arial"/>
+          <w:szCs w:val="32"/>
+          <w:lang w:val="nl-NL"/>
+        </w:rPr>
+        <w:t/>
+      </w:r>
+      <w:r>
+        <w:rPr>
+          <w:rFonts w:ascii="Times New Roman" w:hAnsi="Times New Roman"/>
+          <w:szCs w:val="32"/>
+          <w:lang w:val="nl-NL"/>
+        </w:rPr>
+        <w:t/>
+      </w:r>
+      <w:r>
+        <w:rPr>
+          <w:rFonts w:ascii="Times New Roman" w:hAnsi="Times New Roman" w:cs="Arial"/>
+          <w:szCs w:val="32"/>
+          <w:lang w:val="nl-NL"/>
+        </w:rPr>
+        <w:t/>
+      </w:r>
+      <w:r>
+        <w:rPr>
+          <w:rFonts w:ascii="Times New Roman" w:hAnsi="Times New Roman"/>
+          <w:szCs w:val="32"/>
+          <w:lang w:val="nl-NL"/>
+        </w:rPr>
+        <w:t xml:space="preserve"/>
+      </w:r>
+      <w:r>
+        <w:rPr>
+          <w:rFonts w:ascii="Times New Roman" w:hAnsi="Times New Roman"/>
+          <w:color w:val="000000" w:themeColor="text1"/>
+          <w:szCs w:val="28"/>
+        </w:rPr>
+        <w:t xml:space="preserve"/>
+      </w:r>
+      <w:r>
+        <w:rPr>
+          <w:rFonts w:ascii="Times New Roman" w:hAnsi="Times New Roman"/>
+          <w:szCs w:val="28"/>
+        </w:rPr>
+        <w:t xml:space="preserve"/>
+      </w:r>
+    </w:p>
+    <w:p>
+      <w:pPr>
+        <w:spacing w:after="40" w:line="340" w:lineRule="exact"/>
+        <w:jc w:val="both"/>
+        <w:rPr>
+          <w:rFonts w:ascii="Times New Roman" w:hAnsi="Times New Roman"/>
+          <w:i/>
+          <w:szCs w:val="28"/>
+        </w:rPr>
+        <w:ind w:firstLine="567"/>
+      </w:pPr>
+      <w:r>
+        <w:rPr>
+          <w:rFonts w:ascii="Times New Roman" w:hAnsi="Times New Roman"/>
+          <w:szCs w:val="32"/>
+          <w:lang w:val="nl-NL"/>
+        </w:rPr>
+      </w:r>
+      <w:r>
+        <w:rPr>
+          <w:rFonts w:ascii="Times New Roman" w:hAnsi="Times New Roman"/>
+          <w:szCs w:val="28"/>
+          <w:lang w:val="nl-NL"/>
+          <w:sz w:val="28"/>
+        </w:rPr>
+        <w:t xml:space="preserve">4. Gửi cho Văn phòng Sở, Phòng Quản lý Công nghiệp thuộc Sở Công Thương tỉnh Lào Cai để biết và phối hợp thực hiện./.</w:t>
       </w:r>
       <w:r>
         <w:rPr>
@@ -3240,7 +4456,7 @@
                 <w:i w:val="0"/>
                 <w:sz w:val="22"/>
               </w:rPr>
-              <w:t xml:space="preserve">- Giám đốc Sở (để báo cáo);</w:t>
+              <w:t xml:space="preserve">- Lãnh đạo Sở;</w:t>
             </w:r>
           </w:p>
           <w:p>
@@ -3255,7 +4471,7 @@
                 <w:i w:val="0"/>
                 <w:sz w:val="22"/>
               </w:rPr>
-              <w:t xml:space="preserve">- Lưu: VT, CN(Khôi), HSKT.</w:t>
+              <w:t xml:space="preserve">- Lưu: VT, Hồ sơ(3).</w:t>
             </w:r>
           </w:p>
         </w:tc>
@@ -3372,6 +4588,247 @@
         </w:tc>
       </w:tr>
     </w:tbl>
+    <w:p>
+      <w:pPr>
+        <w:spacing w:after="40" w:line="340" w:lineRule="exact"/>
+        <w:jc w:val="both"/>
+        <w:rPr>
+          <w:rFonts w:ascii="Times New Roman" w:hAnsi="Times New Roman"/>
+          <w:i/>
+          <w:szCs w:val="28"/>
+        </w:rPr>
+        <w:ind w:firstLine="567"/>
+      </w:pPr>
+      <w:r>
+        <w:rPr>
+          <w:rFonts w:ascii="Times New Roman" w:hAnsi="Times New Roman"/>
+          <w:szCs w:val="32"/>
+          <w:lang w:val="nl-NL"/>
+        </w:rPr>
+      </w:r>
+      <w:r>
+        <w:rPr>
+          <w:rFonts w:ascii="Times New Roman" w:hAnsi="Times New Roman"/>
+          <w:szCs w:val="28"/>
+          <w:lang w:val="nl-NL"/>
+          <w:sz w:val="28"/>
+        </w:rPr>
+        <w:t xml:space="preserve">Quyết định đã giao trực tiếp cho ông (bà) ...................... - người đại diện theo pháp luật của Công ty Công nghiệp Hóa chất mỏ Tây Bắc bị xử phạt vào hồi ...... giờ ...... phút, ngày ...... /...... /2026.</w:t>
+      </w:r>
+      <w:r>
+        <w:rPr>
+          <w:rFonts w:ascii="Times New Roman" w:hAnsi="Times New Roman" w:cs="Arial"/>
+          <w:szCs w:val="32"/>
+          <w:lang w:val="nl-NL"/>
+        </w:rPr>
+        <w:t/>
+      </w:r>
+      <w:r>
+        <w:rPr>
+          <w:rFonts w:ascii="Times New Roman" w:hAnsi="Times New Roman"/>
+          <w:szCs w:val="32"/>
+          <w:lang w:val="nl-NL"/>
+        </w:rPr>
+        <w:t/>
+      </w:r>
+      <w:r>
+        <w:rPr>
+          <w:rFonts w:ascii="Times New Roman" w:hAnsi="Times New Roman" w:cs="Arial"/>
+          <w:szCs w:val="32"/>
+          <w:lang w:val="nl-NL"/>
+        </w:rPr>
+        <w:t/>
+      </w:r>
+      <w:r>
+        <w:rPr>
+          <w:rFonts w:ascii="Times New Roman" w:hAnsi="Times New Roman"/>
+          <w:szCs w:val="32"/>
+          <w:lang w:val="nl-NL"/>
+        </w:rPr>
+        <w:t xml:space="preserve"/>
+      </w:r>
+      <w:r>
+        <w:rPr>
+          <w:rFonts w:ascii="Times New Roman" w:hAnsi="Times New Roman"/>
+          <w:color w:val="000000" w:themeColor="text1"/>
+          <w:szCs w:val="28"/>
+        </w:rPr>
+        <w:t xml:space="preserve"/>
+      </w:r>
+      <w:r>
+        <w:rPr>
+          <w:rFonts w:ascii="Times New Roman" w:hAnsi="Times New Roman"/>
+          <w:szCs w:val="28"/>
+        </w:rPr>
+        <w:t xml:space="preserve"/>
+      </w:r>
+    </w:p>
+    <w:p>
+      <w:pPr>
+        <w:spacing w:after="40" w:line="340" w:lineRule="exact"/>
+        <w:jc w:val="center"/>
+        <w:rPr>
+          <w:rFonts w:ascii="Times New Roman" w:hAnsi="Times New Roman"/>
+          <w:i/>
+          <w:szCs w:val="28"/>
+        </w:rPr>
+        <w:ind/>
+      </w:pPr>
+      <w:r>
+        <w:rPr>
+          <w:rFonts w:ascii="Times New Roman" w:hAnsi="Times New Roman"/>
+          <w:szCs w:val="32"/>
+          <w:lang w:val="nl-NL"/>
+          <w:b/>
+        </w:rPr>
+      </w:r>
+      <w:r>
+        <w:rPr>
+          <w:rFonts w:ascii="Times New Roman" w:hAnsi="Times New Roman"/>
+          <w:szCs w:val="28"/>
+          <w:lang w:val="nl-NL"/>
+          <w:sz w:val="28"/>
+          <w:b/>
+        </w:rPr>
+        <w:t xml:space="preserve">NGƯỜI NHẬN QUYẾT ĐỊNH</w:t>
+      </w:r>
+      <w:r>
+        <w:rPr>
+          <w:rFonts w:ascii="Times New Roman" w:hAnsi="Times New Roman" w:cs="Arial"/>
+          <w:szCs w:val="32"/>
+          <w:lang w:val="nl-NL"/>
+          <w:b/>
+        </w:rPr>
+        <w:t/>
+      </w:r>
+      <w:r>
+        <w:rPr>
+          <w:rFonts w:ascii="Times New Roman" w:hAnsi="Times New Roman"/>
+          <w:szCs w:val="32"/>
+          <w:lang w:val="nl-NL"/>
+          <w:b/>
+        </w:rPr>
+        <w:t/>
+      </w:r>
+      <w:r>
+        <w:rPr>
+          <w:rFonts w:ascii="Times New Roman" w:hAnsi="Times New Roman" w:cs="Arial"/>
+          <w:szCs w:val="32"/>
+          <w:lang w:val="nl-NL"/>
+          <w:b/>
+        </w:rPr>
+        <w:t/>
+      </w:r>
+      <w:r>
+        <w:rPr>
+          <w:rFonts w:ascii="Times New Roman" w:hAnsi="Times New Roman"/>
+          <w:szCs w:val="32"/>
+          <w:lang w:val="nl-NL"/>
+          <w:b/>
+        </w:rPr>
+        <w:t xml:space="preserve"/>
+      </w:r>
+      <w:r>
+        <w:rPr>
+          <w:rFonts w:ascii="Times New Roman" w:hAnsi="Times New Roman"/>
+          <w:color w:val="000000" w:themeColor="text1"/>
+          <w:szCs w:val="28"/>
+          <w:b/>
+        </w:rPr>
+        <w:t xml:space="preserve"/>
+      </w:r>
+      <w:r>
+        <w:rPr>
+          <w:rFonts w:ascii="Times New Roman" w:hAnsi="Times New Roman"/>
+          <w:szCs w:val="28"/>
+          <w:b/>
+        </w:rPr>
+        <w:t xml:space="preserve"/>
+      </w:r>
+    </w:p>
+    <w:p>
+      <w:pPr>
+        <w:spacing w:after="40" w:line="340" w:lineRule="exact"/>
+        <w:jc w:val="center"/>
+        <w:rPr>
+          <w:rFonts w:ascii="Times New Roman" w:hAnsi="Times New Roman"/>
+          <w:i/>
+          <w:szCs w:val="28"/>
+        </w:rPr>
+        <w:ind/>
+      </w:pPr>
+      <w:r>
+        <w:rPr>
+          <w:rFonts w:ascii="Times New Roman" w:hAnsi="Times New Roman"/>
+          <w:szCs w:val="32"/>
+          <w:lang w:val="nl-NL"/>
+          <w:i/>
+        </w:rPr>
+      </w:r>
+      <w:r>
+        <w:rPr>
+          <w:rFonts w:ascii="Times New Roman" w:hAnsi="Times New Roman"/>
+          <w:szCs w:val="28"/>
+          <w:lang w:val="nl-NL"/>
+          <w:sz w:val="28"/>
+          <w:i/>
+        </w:rPr>
+        <w:t xml:space="preserve">(Ký, ghi rõ họ và tên)</w:t>
+      </w:r>
+      <w:r>
+        <w:rPr>
+          <w:rFonts w:ascii="Times New Roman" w:hAnsi="Times New Roman" w:cs="Arial"/>
+          <w:szCs w:val="32"/>
+          <w:lang w:val="nl-NL"/>
+          <w:i/>
+        </w:rPr>
+        <w:t/>
+      </w:r>
+      <w:r>
+        <w:rPr>
+          <w:rFonts w:ascii="Times New Roman" w:hAnsi="Times New Roman"/>
+          <w:szCs w:val="32"/>
+          <w:lang w:val="nl-NL"/>
+          <w:i/>
+        </w:rPr>
+        <w:t/>
+      </w:r>
+      <w:r>
+        <w:rPr>
+          <w:rFonts w:ascii="Times New Roman" w:hAnsi="Times New Roman" w:cs="Arial"/>
+          <w:szCs w:val="32"/>
+          <w:lang w:val="nl-NL"/>
+          <w:i/>
+        </w:rPr>
+        <w:t/>
+      </w:r>
+      <w:r>
+        <w:rPr>
+          <w:rFonts w:ascii="Times New Roman" w:hAnsi="Times New Roman"/>
+          <w:szCs w:val="32"/>
+          <w:lang w:val="nl-NL"/>
+          <w:i/>
+        </w:rPr>
+        <w:t xml:space="preserve"/>
+      </w:r>
+      <w:r>
+        <w:rPr>
+          <w:rFonts w:ascii="Times New Roman" w:hAnsi="Times New Roman"/>
+          <w:color w:val="000000" w:themeColor="text1"/>
+          <w:szCs w:val="28"/>
+          <w:i/>
+        </w:rPr>
+        <w:t xml:space="preserve"/>
+      </w:r>
+      <w:r>
+        <w:rPr>
+          <w:rFonts w:ascii="Times New Roman" w:hAnsi="Times New Roman"/>
+          <w:szCs w:val="28"/>
+          <w:i/>
+        </w:rPr>
+        <w:t xml:space="preserve"/>
+      </w:r>
+    </w:p>
     <w:sectPr>
       <w:footerReference w:type="even" r:id="rId7"/>
       <w:pgSz w:w="11907" w:h="16840" w:code="9"/>
